--- a/submission-report.docx
+++ b/submission-report.docx
@@ -19,7 +19,7 @@
         </w:numPr>
       </w:pPr>
       <w:r>
-        <w:t xml:space="preserve">Submission generated at 09/19/2026 at 22:21:19</w:t>
+        <w:t xml:space="preserve">Submission generated at 09/19/2026 at 22:26:10</w:t>
       </w:r>
     </w:p>
     <w:p>
@@ -93,13 +93,13 @@
     </w:p>
     <w:bookmarkEnd w:id="21"/>
     <w:bookmarkEnd w:id="22"/>
-    <w:bookmarkStart w:id="38" w:name="project-x"/>
+    <w:bookmarkStart w:id="38" w:name="project-p1---simple-mail-client"/>
     <w:p>
       <w:pPr>
         <w:pStyle w:val="Heading1"/>
       </w:pPr>
       <w:r>
-        <w:t xml:space="preserve">Project X</w:t>
+        <w:t xml:space="preserve">Project P1 - Simple Mail Client</w:t>
       </w:r>
     </w:p>
     <w:p>
@@ -63765,7 +63765,7 @@
         <w:pStyle w:val="FirstParagraph"/>
       </w:pPr>
       <w:r>
-        <w:t xml:space="preserve">Report generated on 09/19/2026 at 22:21:22</w:t>
+        <w:t xml:space="preserve">Report generated on 09/19/2026 at 22:26:12</w:t>
       </w:r>
     </w:p>
     <w:p>
@@ -63790,7 +63790,7 @@
         <w:pStyle w:val="FirstParagraph"/>
       </w:pPr>
       <w:r>
-        <w:t xml:space="preserve">SHA-256 Hash of the report: 171db6bed77435c2eba49f81b922f4e17edb7759c2c13d8fcba429098181e401</w:t>
+        <w:t xml:space="preserve">SHA-256 Hash of the report: e7673b576e451b6725bf369882f1edc646b7314dcbdd9a3fc881ee2346d7493c</w:t>
       </w:r>
     </w:p>
     <w:p>

--- a/submission-report.docx
+++ b/submission-report.docx
@@ -19,7 +19,7 @@
         </w:numPr>
       </w:pPr>
       <w:r>
-        <w:t xml:space="preserve">Submission generated at 09/19/2026 at 22:26:10</w:t>
+        <w:t xml:space="preserve">Submission generated at 09/19/2026 at 22:29:12</w:t>
       </w:r>
     </w:p>
     <w:p>
@@ -63765,7 +63765,7 @@
         <w:pStyle w:val="FirstParagraph"/>
       </w:pPr>
       <w:r>
-        <w:t xml:space="preserve">Report generated on 09/19/2026 at 22:26:12</w:t>
+        <w:t xml:space="preserve">Report generated on 09/19/2026 at 22:29:14</w:t>
       </w:r>
     </w:p>
     <w:p>
@@ -63790,7 +63790,7 @@
         <w:pStyle w:val="FirstParagraph"/>
       </w:pPr>
       <w:r>
-        <w:t xml:space="preserve">SHA-256 Hash of the report: e7673b576e451b6725bf369882f1edc646b7314dcbdd9a3fc881ee2346d7493c</w:t>
+        <w:t xml:space="preserve">SHA-256 Hash of the report: 1ee8dfe67c2d349e53a40cc877cc814820bc537aca061a2286d6ae64a0f1ea55</w:t>
       </w:r>
     </w:p>
     <w:p>
